--- a/facilitator-guide-pairing-mobbing.docx
+++ b/facilitator-guide-pairing-mobbing.docx
@@ -878,6 +878,137 @@
       </w:r>
       <w:r>
         <w:t xml:space="preserve"> shows who can swarm. Bring the results to retrospectives and the Team Health Check.</w:t>
+      </w:r>
+    </w:p>
+    <w:p>
+      <w:pPr>
+        <w:pStyle w:val="Heading1"/>
+      </w:pPr>
+      <w:r>
+        <w:t xml:space="preserve">Recreate it in your whiteboard</w:t>
+      </w:r>
+    </w:p>
+    <w:p>
+      <w:pPr>
+        <w:pStyle w:val="Small"/>
+      </w:pPr>
+      <w:r>
+        <w:t xml:space="preserve">Paste this into your whiteboard's AI assistant (for example Miro AI or Atlassian Rovo) or a general assistant, to get an editable, native version of the board. Results vary by tool, so expect to tidy it up. For an exact copy, import the SVG as a locked background instead.</w:t>
+      </w:r>
+    </w:p>
+    <w:p>
+      <w:r>
+        <w:t xml:space="preserve">Create an editable whiteboard for “Pairing &amp; Mobbing”, a workshop board.</w:t>
+      </w:r>
+    </w:p>
+    <w:p>
+      <w:r>
+        <w:t xml:space="preserve">Purpose: Choose a style, rotate partners, agree how sessions run, and use pairing to spread skills across the team.</w:t>
+      </w:r>
+    </w:p>
+    <w:p>
+      <w:r>
+        <w:t xml:space="preserve">Layout: a wide landscape board (about 16:11). Make one frame per section below, placed as described. In each frame, add the section name as a heading, then its content as short text labels or empty fields to fill in. Leave space in each frame for sticky notes. Use the header colour given. Keep the wording as written and don't add extra content.</w:t>
+      </w:r>
+    </w:p>
+    <w:p>
+      <w:r>
+        <w:t xml:space="preserve">Header fields to fill in: Team, Date</w:t>
+      </w:r>
+    </w:p>
+    <w:p>
+      <w:r>
+        <w:t xml:space="preserve">Sections:</w:t>
+      </w:r>
+    </w:p>
+    <w:p>
+      <w:r>
+        <w:t xml:space="preserve">1. Styles: top full width, about 100% wide and 35% tall; header colour blue.</w:t>
+      </w:r>
+    </w:p>
+    <w:p>
+      <w:r>
+        <w:t xml:space="preserve">   Subtitle: Pick one per session · works for code, tests, analysis and design</w:t>
+      </w:r>
+    </w:p>
+    <w:p>
+      <w:r>
+        <w:t xml:space="preserve">   Content: Driver / Navigator · Ping-Pong · Strong-Style · Mob / Ensemble · One types (driver), one thinks ahead · A writes a failing test, B makes · “For an idea to go from your head · The whole group, one keyboard. · and reviews (navigator). Swap · it pass and writes the next test. · into the computer, it must go · The driver rotates every few · roles every 15–30 minutes. · Great with test-driven development. · through someone else's hands.” · minutes. Ideal for swarming. · Use it for: (×4) · Swap every: (×4)</w:t>
+      </w:r>
+    </w:p>
+    <w:p>
+      <w:r>
+        <w:t xml:space="preserve">2. Pair Stair: middle left, about 45% wide and 45% tall; header colour purple.</w:t>
+      </w:r>
+    </w:p>
+    <w:p>
+      <w:r>
+        <w:t xml:space="preserve">   Subtitle: Tally each pairing · spread it out</w:t>
+      </w:r>
+    </w:p>
+    <w:p>
+      <w:r>
+        <w:t xml:space="preserve">   Content: P1: (×2) · P2: (×2) · P3: (×2) · P4: (×2) · P5: (×2) · P6: (×2) · P7: (×2) · P8: (×2) · Write names on the left. Add a tally where two people pair. Empty cells = pairs to try.</w:t>
+      </w:r>
+    </w:p>
+    <w:p>
+      <w:r>
+        <w:t xml:space="preserve">3. Session Agreements: middle centre, about 30% wide and 45% tall; header colour slate grey.</w:t>
+      </w:r>
+    </w:p>
+    <w:p>
+      <w:r>
+        <w:t xml:space="preserve">   Content: We pair or mob by default on: · We work solo on: · Swap roles every (min): · Take a break every (min): · Rotate partners every: · Setup &amp; tools: · Anyone can call a break or a swap · Navigators ask questions, not orders</w:t>
+      </w:r>
+    </w:p>
+    <w:p>
+      <w:r>
+        <w:t xml:space="preserve">4. Skills to Spread: middle right, about 25% wide and 45% tall; header colour emerald green.</w:t>
+      </w:r>
+    </w:p>
+    <w:p>
+      <w:r>
+        <w:t xml:space="preserve">   Subtitle: From the skills matrix</w:t>
+      </w:r>
+    </w:p>
+    <w:p>
+      <w:r>
+        <w:t xml:space="preserve">   Content: Skill: · Learner: · Teacher: · Pair / mob:</w:t>
+      </w:r>
+    </w:p>
+    <w:p>
+      <w:r>
+        <w:t xml:space="preserve">5. This Week's Pairs: bottom left, about 50% wide and 20% tall; header colour orange.</w:t>
+      </w:r>
+    </w:p>
+    <w:p>
+      <w:r>
+        <w:t xml:space="preserve">   Content: Work item: · Who: · Style:</w:t>
+      </w:r>
+    </w:p>
+    <w:p>
+      <w:r>
+        <w:t xml:space="preserve">6. Quick Retro: bottom right, about 50% wide and 20% tall; header colour dark green.</w:t>
+      </w:r>
+    </w:p>
+    <w:p>
+      <w:r>
+        <w:t xml:space="preserve">   Subtitle: After a session or at the end of the week</w:t>
+      </w:r>
+    </w:p>
+    <w:p>
+      <w:r>
+        <w:t xml:space="preserve">   Content: What worked? · What was hard? · Next time we'll…</w:t>
+      </w:r>
+    </w:p>
+    <w:p>
+      <w:r>
+        <w:t xml:space="preserve">Footer questions: “Who haven't we paired with yet, and what could we learn from each other?” “What would finish faster if two of us worked on it?”</w:t>
+      </w:r>
+    </w:p>
+    <w:p>
+      <w:r>
+        <w:t xml:space="preserve">Original board for reference: https://eparker71.github.io/agile-ways-of-working/pairing-mobbing-board.html</w:t>
       </w:r>
     </w:p>
     <w:p>

--- a/facilitator-guide-pairing-mobbing.docx
+++ b/facilitator-guide-pairing-mobbing.docx
@@ -229,7 +229,7 @@
         </w:numPr>
       </w:pPr>
       <w:r>
-        <w:t xml:space="preserve">Print the board at A3 and put it next to the team board, or keep a digital copy</w:t>
+        <w:t xml:space="preserve">Print the board at A3 or 11×17 and put it next to the team board, or keep a digital copy</w:t>
       </w:r>
     </w:p>
     <w:p>
